--- a/starfall-prd.docx
+++ b/starfall-prd.docx
@@ -1011,7 +1011,7 @@
                 <w:sz w:val="20"/>
                 <w:szCs w:val="20"/>
               </w:rPr>
-              <w:t xml:space="preserve">Evaluation</w:t>
+              <w:t xml:space="preserve">Automated Evals</w:t>
             </w:r>
           </w:p>
         </w:tc>
@@ -1041,7 +1041,7 @@
                 <w:sz w:val="20"/>
                 <w:szCs w:val="20"/>
               </w:rPr>
-              <w:t xml:space="preserve">9.00/10 SVP · 9.00/10 Game Designer · 63/63 evals (100%)</w:t>
+              <w:t xml:space="preserve">63/63 checks passing (100%)</w:t>
             </w:r>
           </w:p>
         </w:tc>
